--- a/blog-module/blog-entries/20260218W/Random Misc.docx
+++ b/blog-module/blog-entries/20260218W/Random Misc.docx
@@ -7,19 +7,17 @@
         <w:rPr>
           <w:lang w:val="de-DE"/>
         </w:rPr>
-        <w:t>Random</w:t>
+        <w:t>Historical</w:t>
       </w:r>
       <w:r>
         <w:t xml:space="preserve"> </w:t>
       </w:r>
-      <w:proofErr w:type="spellStart"/>
       <w:r>
         <w:rPr>
           <w:lang w:val="de-DE"/>
         </w:rPr>
-        <w:t>Misc</w:t>
-      </w:r>
-      <w:proofErr w:type="spellEnd"/>
+        <w:t>Technical</w:t>
+      </w:r>
     </w:p>
     <w:p>
       <w:pPr>
@@ -41,21 +39,7 @@
         <w:rPr>
           <w:rFonts w:ascii="Helvetica Neue" w:hAnsi="Helvetica Neue" w:cs="Helvetica Neue"/>
         </w:rPr>
-        <w:t xml:space="preserve">Η Χρυσή εποχή των V8 και του </w:t>
-      </w:r>
-      <w:proofErr w:type="spellStart"/>
-      <w:r>
-        <w:rPr>
-          <w:rFonts w:ascii="Helvetica Neue" w:hAnsi="Helvetica Neue" w:cs="Helvetica Neue"/>
-        </w:rPr>
-        <w:t>blown</w:t>
-      </w:r>
-      <w:proofErr w:type="spellEnd"/>
-      <w:r>
-        <w:rPr>
-          <w:rFonts w:ascii="Helvetica Neue" w:hAnsi="Helvetica Neue" w:cs="Helvetica Neue"/>
-        </w:rPr>
-        <w:t xml:space="preserve"> d</w:t>
+        <w:t>Η Χρυσή εποχή των V8 και του blown d</w:t>
       </w:r>
       <w:r>
         <w:rPr>
@@ -64,14 +48,12 @@
         </w:rPr>
         <w:t>i</w:t>
       </w:r>
-      <w:proofErr w:type="spellStart"/>
       <w:r>
         <w:rPr>
           <w:rFonts w:ascii="Helvetica Neue" w:hAnsi="Helvetica Neue" w:cs="Helvetica Neue"/>
         </w:rPr>
         <w:t>ffuser</w:t>
       </w:r>
-      <w:proofErr w:type="spellEnd"/>
     </w:p>
     <w:p>
       <w:pPr>
@@ -104,10 +86,12 @@
           <w:lang w:eastAsia="el-GR"/>
           <w14:ligatures w14:val="none"/>
         </w:rPr>
-        <w:t xml:space="preserve">Οι χρονιές  μεταξύ 2009-2013 χαρακτηρίστηκαν, από το θέαμα τα αμφίρροπα πρωταθλήματα, ακόμη και αν κυριάρχησε ο </w:t>
-      </w:r>
-      <w:proofErr w:type="spellStart"/>
-      <w:r>
+        <w:t>Οι χρονιές  μεταξύ 2009-2013 χαρακτηρίστηκαν, από το θέαμα τα αμφίρροπα πρωταθλήματα, ακόμη και αν κυριάρχησε ο Vettel και η Red bull, είχαμε πολλούς νικητες σε Grand prix, και φυσικά τον υπέροχο ήχο των V8.</w:t>
+      </w:r>
+    </w:p>
+    <w:p>
+      <w:pPr>
+        <w:spacing w:after="0" w:line="240" w:lineRule="auto"/>
         <w:rPr>
           <w:rFonts w:ascii="Aptos" w:eastAsia="Times New Roman" w:hAnsi="Aptos" w:cs="Times New Roman"/>
           <w:color w:val="212121"/>
@@ -115,9 +99,7 @@
           <w:lang w:eastAsia="el-GR"/>
           <w14:ligatures w14:val="none"/>
         </w:rPr>
-        <w:t>Vettel</w:t>
-      </w:r>
-      <w:proofErr w:type="spellEnd"/>
+      </w:pPr>
       <w:r>
         <w:rPr>
           <w:rFonts w:ascii="Aptos" w:eastAsia="Times New Roman" w:hAnsi="Aptos" w:cs="Times New Roman"/>
@@ -126,161 +108,119 @@
           <w:lang w:eastAsia="el-GR"/>
           <w14:ligatures w14:val="none"/>
         </w:rPr>
-        <w:t xml:space="preserve"> και η Red </w:t>
-      </w:r>
-      <w:proofErr w:type="spellStart"/>
-      <w:r>
-        <w:rPr>
-          <w:rFonts w:ascii="Aptos" w:eastAsia="Times New Roman" w:hAnsi="Aptos" w:cs="Times New Roman"/>
-          <w:color w:val="212121"/>
-          <w:kern w:val="0"/>
-          <w:lang w:eastAsia="el-GR"/>
-          <w14:ligatures w14:val="none"/>
-        </w:rPr>
-        <w:t>bull</w:t>
-      </w:r>
-      <w:proofErr w:type="spellEnd"/>
-      <w:r>
-        <w:rPr>
-          <w:rFonts w:ascii="Aptos" w:eastAsia="Times New Roman" w:hAnsi="Aptos" w:cs="Times New Roman"/>
-          <w:color w:val="212121"/>
-          <w:kern w:val="0"/>
-          <w:lang w:eastAsia="el-GR"/>
-          <w14:ligatures w14:val="none"/>
-        </w:rPr>
-        <w:t xml:space="preserve">, είχαμε πολλούς </w:t>
-      </w:r>
-      <w:proofErr w:type="spellStart"/>
-      <w:r>
-        <w:rPr>
-          <w:rFonts w:ascii="Aptos" w:eastAsia="Times New Roman" w:hAnsi="Aptos" w:cs="Times New Roman"/>
-          <w:color w:val="212121"/>
-          <w:kern w:val="0"/>
-          <w:lang w:eastAsia="el-GR"/>
-          <w14:ligatures w14:val="none"/>
-        </w:rPr>
-        <w:t>νικητες</w:t>
-      </w:r>
-      <w:proofErr w:type="spellEnd"/>
-      <w:r>
-        <w:rPr>
-          <w:rFonts w:ascii="Aptos" w:eastAsia="Times New Roman" w:hAnsi="Aptos" w:cs="Times New Roman"/>
-          <w:color w:val="212121"/>
-          <w:kern w:val="0"/>
-          <w:lang w:eastAsia="el-GR"/>
-          <w14:ligatures w14:val="none"/>
-        </w:rPr>
-        <w:t xml:space="preserve"> σε </w:t>
-      </w:r>
-      <w:proofErr w:type="spellStart"/>
-      <w:r>
-        <w:rPr>
-          <w:rFonts w:ascii="Aptos" w:eastAsia="Times New Roman" w:hAnsi="Aptos" w:cs="Times New Roman"/>
-          <w:color w:val="212121"/>
-          <w:kern w:val="0"/>
-          <w:lang w:eastAsia="el-GR"/>
-          <w14:ligatures w14:val="none"/>
-        </w:rPr>
-        <w:t>Grand</w:t>
-      </w:r>
-      <w:proofErr w:type="spellEnd"/>
-      <w:r>
-        <w:rPr>
-          <w:rFonts w:ascii="Aptos" w:eastAsia="Times New Roman" w:hAnsi="Aptos" w:cs="Times New Roman"/>
-          <w:color w:val="212121"/>
-          <w:kern w:val="0"/>
-          <w:lang w:eastAsia="el-GR"/>
-          <w14:ligatures w14:val="none"/>
-        </w:rPr>
-        <w:t xml:space="preserve"> </w:t>
-      </w:r>
-      <w:proofErr w:type="spellStart"/>
-      <w:r>
-        <w:rPr>
-          <w:rFonts w:ascii="Aptos" w:eastAsia="Times New Roman" w:hAnsi="Aptos" w:cs="Times New Roman"/>
-          <w:color w:val="212121"/>
-          <w:kern w:val="0"/>
-          <w:lang w:eastAsia="el-GR"/>
-          <w14:ligatures w14:val="none"/>
-        </w:rPr>
-        <w:t>prix</w:t>
-      </w:r>
-      <w:proofErr w:type="spellEnd"/>
-      <w:r>
-        <w:rPr>
-          <w:rFonts w:ascii="Aptos" w:eastAsia="Times New Roman" w:hAnsi="Aptos" w:cs="Times New Roman"/>
-          <w:color w:val="212121"/>
-          <w:kern w:val="0"/>
-          <w:lang w:eastAsia="el-GR"/>
-          <w14:ligatures w14:val="none"/>
-        </w:rPr>
-        <w:t>, και φυσικά τον υπέροχο ήχο των V8.</w:t>
-      </w:r>
-    </w:p>
-    <w:p>
-      <w:pPr>
-        <w:spacing w:after="0" w:line="240" w:lineRule="auto"/>
-        <w:rPr>
-          <w:rFonts w:ascii="Aptos" w:eastAsia="Times New Roman" w:hAnsi="Aptos" w:cs="Times New Roman"/>
-          <w:color w:val="212121"/>
-          <w:kern w:val="0"/>
-          <w:lang w:eastAsia="el-GR"/>
-          <w14:ligatures w14:val="none"/>
-        </w:rPr>
-      </w:pPr>
-      <w:r>
-        <w:rPr>
-          <w:rFonts w:ascii="Aptos" w:eastAsia="Times New Roman" w:hAnsi="Aptos" w:cs="Times New Roman"/>
-          <w:color w:val="212121"/>
-          <w:kern w:val="0"/>
-          <w:lang w:eastAsia="el-GR"/>
-          <w14:ligatures w14:val="none"/>
-        </w:rPr>
-        <w:t xml:space="preserve">Φυσικά είχαμε και το σύστημα που κυριάρχησε δίνοντας έναν ξεχωριστό χαρακτήρα στα μονοθέσια, το </w:t>
-      </w:r>
-      <w:proofErr w:type="spellStart"/>
-      <w:r>
-        <w:rPr>
-          <w:rFonts w:ascii="Aptos" w:eastAsia="Times New Roman" w:hAnsi="Aptos" w:cs="Times New Roman"/>
-          <w:color w:val="212121"/>
-          <w:kern w:val="0"/>
-          <w:lang w:eastAsia="el-GR"/>
-          <w14:ligatures w14:val="none"/>
-        </w:rPr>
-        <w:t>blown</w:t>
-      </w:r>
-      <w:proofErr w:type="spellEnd"/>
-      <w:r>
-        <w:rPr>
-          <w:rFonts w:ascii="Aptos" w:eastAsia="Times New Roman" w:hAnsi="Aptos" w:cs="Times New Roman"/>
-          <w:color w:val="212121"/>
-          <w:kern w:val="0"/>
-          <w:lang w:eastAsia="el-GR"/>
-          <w14:ligatures w14:val="none"/>
-        </w:rPr>
-        <w:t xml:space="preserve"> </w:t>
-      </w:r>
-      <w:proofErr w:type="spellStart"/>
-      <w:r>
-        <w:rPr>
-          <w:rFonts w:ascii="Aptos" w:eastAsia="Times New Roman" w:hAnsi="Aptos" w:cs="Times New Roman"/>
-          <w:color w:val="212121"/>
-          <w:kern w:val="0"/>
-          <w:lang w:eastAsia="el-GR"/>
-          <w14:ligatures w14:val="none"/>
-        </w:rPr>
-        <w:t>deffuser</w:t>
-      </w:r>
-      <w:proofErr w:type="spellEnd"/>
-      <w:r>
-        <w:rPr>
-          <w:rFonts w:ascii="Aptos" w:eastAsia="Times New Roman" w:hAnsi="Aptos" w:cs="Times New Roman"/>
-          <w:color w:val="212121"/>
-          <w:kern w:val="0"/>
-          <w:lang w:eastAsia="el-GR"/>
-          <w14:ligatures w14:val="none"/>
-        </w:rPr>
-        <w:t>.</w:t>
+        <w:t>Φυσικά είχαμε και το σύστημα που κυριάρχησε δίνοντας έναν ξεχωριστό χαρακτήρα στα μονοθέσια, το blown deffuser.</w:t>
+      </w:r>
+    </w:p>
+    <w:p>
+      <w:pPr>
+        <w:spacing w:after="0" w:line="240" w:lineRule="auto"/>
+        <w:rPr>
+          <w:rFonts w:ascii="Aptos" w:eastAsia="Times New Roman" w:hAnsi="Aptos" w:cs="Times New Roman"/>
+          <w:color w:val="000000"/>
+          <w:kern w:val="0"/>
+          <w:lang w:eastAsia="el-GR"/>
+          <w14:ligatures w14:val="none"/>
+        </w:rPr>
+      </w:pPr>
+    </w:p>
+    <w:p>
+      <w:pPr>
+        <w:spacing w:after="0" w:line="240" w:lineRule="auto"/>
+        <w:rPr>
+          <w:rFonts w:ascii="Aptos" w:eastAsia="Times New Roman" w:hAnsi="Aptos" w:cs="Times New Roman"/>
+          <w:color w:val="000000"/>
+          <w:kern w:val="0"/>
+          <w:lang w:eastAsia="el-GR"/>
+          <w14:ligatures w14:val="none"/>
+        </w:rPr>
+      </w:pPr>
+      <w:r>
+        <w:rPr>
+          <w:rFonts w:ascii="Aptos" w:eastAsia="Times New Roman" w:hAnsi="Aptos" w:cs="Times New Roman"/>
+          <w:color w:val="000000"/>
+          <w:kern w:val="0"/>
+          <w:lang w:eastAsia="el-GR"/>
+          <w14:ligatures w14:val="none"/>
+        </w:rPr>
+        <w:t>Τι ήταν όμως το Blown Diffuser;</w:t>
+      </w:r>
+    </w:p>
+    <w:p>
+      <w:pPr>
+        <w:spacing w:after="0" w:line="240" w:lineRule="auto"/>
+        <w:rPr>
+          <w:rFonts w:ascii="Aptos" w:eastAsia="Times New Roman" w:hAnsi="Aptos" w:cs="Times New Roman"/>
+          <w:color w:val="000000"/>
+          <w:kern w:val="0"/>
+          <w:lang w:eastAsia="el-GR"/>
+          <w14:ligatures w14:val="none"/>
+        </w:rPr>
+      </w:pPr>
+      <w:r>
+        <w:rPr>
+          <w:rFonts w:ascii="Aptos" w:eastAsia="Times New Roman" w:hAnsi="Aptos" w:cs="Times New Roman"/>
+          <w:color w:val="000000"/>
+          <w:kern w:val="0"/>
+          <w:lang w:eastAsia="el-GR"/>
+          <w14:ligatures w14:val="none"/>
+        </w:rPr>
+        <w:t>Ο διαχύτης (diffuser) στο πίσω μέρος του μονοθεσίου αυξάνει την κάθετη δύναμη (downforce) επιταχύνοντας τη ροή του αέρα κάτω από το πάτωμα και ενισχύοντας το φαινόμενο Venturi.</w:t>
+      </w:r>
+    </w:p>
+    <w:p>
+      <w:pPr>
+        <w:spacing w:after="0" w:line="240" w:lineRule="auto"/>
+        <w:rPr>
+          <w:rFonts w:ascii="Aptos" w:eastAsia="Times New Roman" w:hAnsi="Aptos" w:cs="Times New Roman"/>
+          <w:color w:val="000000"/>
+          <w:kern w:val="0"/>
+          <w:lang w:eastAsia="el-GR"/>
+          <w14:ligatures w14:val="none"/>
+        </w:rPr>
+      </w:pPr>
+    </w:p>
+    <w:p>
+      <w:pPr>
+        <w:spacing w:after="0" w:line="240" w:lineRule="auto"/>
+        <w:rPr>
+          <w:rFonts w:ascii="Aptos" w:eastAsia="Times New Roman" w:hAnsi="Aptos" w:cs="Times New Roman"/>
+          <w:color w:val="000000"/>
+          <w:kern w:val="0"/>
+          <w:lang w:eastAsia="el-GR"/>
+          <w14:ligatures w14:val="none"/>
+        </w:rPr>
+      </w:pPr>
+      <w:r>
+        <w:rPr>
+          <w:rFonts w:ascii="Aptos" w:eastAsia="Times New Roman" w:hAnsi="Aptos" w:cs="Times New Roman"/>
+          <w:color w:val="000000"/>
+          <w:kern w:val="0"/>
+          <w:lang w:eastAsia="el-GR"/>
+          <w14:ligatures w14:val="none"/>
+        </w:rPr>
+        <w:t>Το blown diffuser εξέλιξε αυτή την ιδέα, οι μηχανικοί κατεύθυναν τα καυσαέρια της εξάτμισης προς τον διαχύτη, ώστε να “σφραγίζουν” και να επιταχύνουν ακόμη περισσότερο τη ροή αέρα.</w:t>
+      </w:r>
+    </w:p>
+    <w:p>
+      <w:pPr>
+        <w:spacing w:after="0" w:line="240" w:lineRule="auto"/>
+        <w:rPr>
+          <w:rFonts w:ascii="Aptos" w:eastAsia="Times New Roman" w:hAnsi="Aptos" w:cs="Times New Roman"/>
+          <w:color w:val="000000"/>
+          <w:kern w:val="0"/>
+          <w:lang w:eastAsia="el-GR"/>
+          <w14:ligatures w14:val="none"/>
+        </w:rPr>
+      </w:pPr>
+      <w:r>
+        <w:rPr>
+          <w:rFonts w:ascii="Aptos" w:eastAsia="Times New Roman" w:hAnsi="Aptos" w:cs="Times New Roman"/>
+          <w:color w:val="000000"/>
+          <w:kern w:val="0"/>
+          <w:lang w:eastAsia="el-GR"/>
+          <w14:ligatures w14:val="none"/>
+        </w:rPr>
+        <w:t>Το εντυπωσιακό στοιχείο ήταν ότι, μέσω ειδικών χαρτογραφήσεων κινητήρα, τα καυσαέρια συνέχιζαν να ρέουν ακόμη και όταν ο οδηγός δεν πατούσε το γκάζι (off-throttle).</w:t>
       </w:r>
     </w:p>
     <w:p>
@@ -314,183 +254,51 @@
           <w:lang w:eastAsia="el-GR"/>
           <w14:ligatures w14:val="none"/>
         </w:rPr>
-        <w:t xml:space="preserve">Τι ήταν όμως το </w:t>
-      </w:r>
-      <w:proofErr w:type="spellStart"/>
-      <w:r>
-        <w:rPr>
-          <w:rFonts w:ascii="Aptos" w:eastAsia="Times New Roman" w:hAnsi="Aptos" w:cs="Times New Roman"/>
-          <w:color w:val="000000"/>
-          <w:kern w:val="0"/>
-          <w:lang w:eastAsia="el-GR"/>
-          <w14:ligatures w14:val="none"/>
-        </w:rPr>
-        <w:t>Blown</w:t>
-      </w:r>
-      <w:proofErr w:type="spellEnd"/>
-      <w:r>
-        <w:rPr>
-          <w:rFonts w:ascii="Aptos" w:eastAsia="Times New Roman" w:hAnsi="Aptos" w:cs="Times New Roman"/>
-          <w:color w:val="000000"/>
-          <w:kern w:val="0"/>
-          <w:lang w:eastAsia="el-GR"/>
-          <w14:ligatures w14:val="none"/>
-        </w:rPr>
-        <w:t xml:space="preserve"> </w:t>
-      </w:r>
-      <w:proofErr w:type="spellStart"/>
-      <w:r>
-        <w:rPr>
-          <w:rFonts w:ascii="Aptos" w:eastAsia="Times New Roman" w:hAnsi="Aptos" w:cs="Times New Roman"/>
-          <w:color w:val="000000"/>
-          <w:kern w:val="0"/>
-          <w:lang w:eastAsia="el-GR"/>
-          <w14:ligatures w14:val="none"/>
-        </w:rPr>
-        <w:t>Diffuser</w:t>
-      </w:r>
-      <w:proofErr w:type="spellEnd"/>
-      <w:r>
-        <w:rPr>
-          <w:rFonts w:ascii="Aptos" w:eastAsia="Times New Roman" w:hAnsi="Aptos" w:cs="Times New Roman"/>
-          <w:color w:val="000000"/>
-          <w:kern w:val="0"/>
-          <w:lang w:eastAsia="el-GR"/>
-          <w14:ligatures w14:val="none"/>
-        </w:rPr>
-        <w:t>;</w:t>
-      </w:r>
-    </w:p>
-    <w:p>
-      <w:pPr>
-        <w:spacing w:after="0" w:line="240" w:lineRule="auto"/>
-        <w:rPr>
-          <w:rFonts w:ascii="Aptos" w:eastAsia="Times New Roman" w:hAnsi="Aptos" w:cs="Times New Roman"/>
-          <w:color w:val="000000"/>
-          <w:kern w:val="0"/>
-          <w:lang w:eastAsia="el-GR"/>
-          <w14:ligatures w14:val="none"/>
-        </w:rPr>
-      </w:pPr>
-      <w:r>
-        <w:rPr>
-          <w:rFonts w:ascii="Aptos" w:eastAsia="Times New Roman" w:hAnsi="Aptos" w:cs="Times New Roman"/>
-          <w:color w:val="000000"/>
-          <w:kern w:val="0"/>
-          <w:lang w:eastAsia="el-GR"/>
-          <w14:ligatures w14:val="none"/>
-        </w:rPr>
-        <w:t xml:space="preserve">Ο </w:t>
-      </w:r>
-      <w:proofErr w:type="spellStart"/>
-      <w:r>
-        <w:rPr>
-          <w:rFonts w:ascii="Aptos" w:eastAsia="Times New Roman" w:hAnsi="Aptos" w:cs="Times New Roman"/>
-          <w:color w:val="000000"/>
-          <w:kern w:val="0"/>
-          <w:lang w:eastAsia="el-GR"/>
-          <w14:ligatures w14:val="none"/>
-        </w:rPr>
-        <w:t>διαχύτης</w:t>
-      </w:r>
-      <w:proofErr w:type="spellEnd"/>
-      <w:r>
-        <w:rPr>
-          <w:rFonts w:ascii="Aptos" w:eastAsia="Times New Roman" w:hAnsi="Aptos" w:cs="Times New Roman"/>
-          <w:color w:val="000000"/>
-          <w:kern w:val="0"/>
-          <w:lang w:eastAsia="el-GR"/>
-          <w14:ligatures w14:val="none"/>
-        </w:rPr>
-        <w:t xml:space="preserve"> (</w:t>
-      </w:r>
-      <w:proofErr w:type="spellStart"/>
-      <w:r>
-        <w:rPr>
-          <w:rFonts w:ascii="Aptos" w:eastAsia="Times New Roman" w:hAnsi="Aptos" w:cs="Times New Roman"/>
-          <w:color w:val="000000"/>
-          <w:kern w:val="0"/>
-          <w:lang w:eastAsia="el-GR"/>
-          <w14:ligatures w14:val="none"/>
-        </w:rPr>
-        <w:t>diffuser</w:t>
-      </w:r>
-      <w:proofErr w:type="spellEnd"/>
-      <w:r>
-        <w:rPr>
-          <w:rFonts w:ascii="Aptos" w:eastAsia="Times New Roman" w:hAnsi="Aptos" w:cs="Times New Roman"/>
-          <w:color w:val="000000"/>
-          <w:kern w:val="0"/>
-          <w:lang w:eastAsia="el-GR"/>
-          <w14:ligatures w14:val="none"/>
-        </w:rPr>
-        <w:t xml:space="preserve">) στο πίσω μέρος του </w:t>
-      </w:r>
-      <w:proofErr w:type="spellStart"/>
-      <w:r>
-        <w:rPr>
-          <w:rFonts w:ascii="Aptos" w:eastAsia="Times New Roman" w:hAnsi="Aptos" w:cs="Times New Roman"/>
-          <w:color w:val="000000"/>
-          <w:kern w:val="0"/>
-          <w:lang w:eastAsia="el-GR"/>
-          <w14:ligatures w14:val="none"/>
-        </w:rPr>
-        <w:t>μονοθεσίου</w:t>
-      </w:r>
-      <w:proofErr w:type="spellEnd"/>
-      <w:r>
-        <w:rPr>
-          <w:rFonts w:ascii="Aptos" w:eastAsia="Times New Roman" w:hAnsi="Aptos" w:cs="Times New Roman"/>
-          <w:color w:val="000000"/>
-          <w:kern w:val="0"/>
-          <w:lang w:eastAsia="el-GR"/>
-          <w14:ligatures w14:val="none"/>
-        </w:rPr>
-        <w:t xml:space="preserve"> αυξάνει την κάθετη δύναμη (</w:t>
-      </w:r>
-      <w:proofErr w:type="spellStart"/>
-      <w:r>
-        <w:rPr>
-          <w:rFonts w:ascii="Aptos" w:eastAsia="Times New Roman" w:hAnsi="Aptos" w:cs="Times New Roman"/>
-          <w:color w:val="000000"/>
-          <w:kern w:val="0"/>
-          <w:lang w:eastAsia="el-GR"/>
-          <w14:ligatures w14:val="none"/>
-        </w:rPr>
-        <w:t>downforce</w:t>
-      </w:r>
-      <w:proofErr w:type="spellEnd"/>
-      <w:r>
-        <w:rPr>
-          <w:rFonts w:ascii="Aptos" w:eastAsia="Times New Roman" w:hAnsi="Aptos" w:cs="Times New Roman"/>
-          <w:color w:val="000000"/>
-          <w:kern w:val="0"/>
-          <w:lang w:eastAsia="el-GR"/>
-          <w14:ligatures w14:val="none"/>
-        </w:rPr>
-        <w:t xml:space="preserve">) επιταχύνοντας τη ροή του αέρα κάτω από το πάτωμα και ενισχύοντας το φαινόμενο </w:t>
-      </w:r>
-      <w:proofErr w:type="spellStart"/>
-      <w:r>
-        <w:rPr>
-          <w:rFonts w:ascii="Aptos" w:eastAsia="Times New Roman" w:hAnsi="Aptos" w:cs="Times New Roman"/>
-          <w:color w:val="000000"/>
-          <w:kern w:val="0"/>
-          <w:lang w:eastAsia="el-GR"/>
-          <w14:ligatures w14:val="none"/>
-        </w:rPr>
-        <w:t>Venturi</w:t>
-      </w:r>
-      <w:proofErr w:type="spellEnd"/>
-      <w:r>
-        <w:rPr>
-          <w:rFonts w:ascii="Aptos" w:eastAsia="Times New Roman" w:hAnsi="Aptos" w:cs="Times New Roman"/>
-          <w:color w:val="000000"/>
-          <w:kern w:val="0"/>
-          <w:lang w:eastAsia="el-GR"/>
-          <w14:ligatures w14:val="none"/>
-        </w:rPr>
-        <w:t>.</w:t>
+        <w:t>Αποτέλεσμα; Σταθερό downforce σχεδόν σε κάθε φάση της στροφής.</w:t>
+      </w:r>
+    </w:p>
+    <w:p>
+      <w:pPr>
+        <w:spacing w:after="0" w:line="240" w:lineRule="auto"/>
+        <w:rPr>
+          <w:rFonts w:ascii="Aptos" w:eastAsia="Times New Roman" w:hAnsi="Aptos" w:cs="Times New Roman"/>
+          <w:color w:val="000000"/>
+          <w:kern w:val="0"/>
+          <w:lang w:eastAsia="el-GR"/>
+          <w14:ligatures w14:val="none"/>
+        </w:rPr>
+      </w:pPr>
+      <w:r>
+        <w:rPr>
+          <w:rFonts w:ascii="Aptos" w:eastAsia="Times New Roman" w:hAnsi="Aptos" w:cs="Times New Roman"/>
+          <w:color w:val="000000"/>
+          <w:kern w:val="0"/>
+          <w:lang w:eastAsia="el-GR"/>
+          <w14:ligatures w14:val="none"/>
+        </w:rPr>
+        <w:t>Η επίδραση στην πίστα ήταν άμεση, υψηλότερες ταχύτητες στις στροφές, μεγαλύτερη σταθερότητα στο πίσω μέρος και πιο επιθετικές γραμμές.</w:t>
+      </w:r>
+    </w:p>
+    <w:p>
+      <w:pPr>
+        <w:spacing w:after="0" w:line="240" w:lineRule="auto"/>
+        <w:rPr>
+          <w:rFonts w:ascii="Aptos" w:eastAsia="Times New Roman" w:hAnsi="Aptos" w:cs="Times New Roman"/>
+          <w:color w:val="000000"/>
+          <w:kern w:val="0"/>
+          <w:lang w:eastAsia="el-GR"/>
+          <w14:ligatures w14:val="none"/>
+        </w:rPr>
+      </w:pPr>
+      <w:r>
+        <w:rPr>
+          <w:rFonts w:ascii="Aptos" w:eastAsia="Times New Roman" w:hAnsi="Aptos" w:cs="Times New Roman"/>
+          <w:color w:val="000000"/>
+          <w:kern w:val="0"/>
+          <w:lang w:eastAsia="el-GR"/>
+          <w14:ligatures w14:val="none"/>
+        </w:rPr>
+        <w:t>Είχαμε την βελτίωση χρόνων γύρου κατά μερικά δέκατα, διαφορά τεράστια σε επίπεδο κορυφής.</w:t>
       </w:r>
     </w:p>
     <w:p>
@@ -524,117 +332,7 @@
           <w:lang w:eastAsia="el-GR"/>
           <w14:ligatures w14:val="none"/>
         </w:rPr>
-        <w:t xml:space="preserve">Το </w:t>
-      </w:r>
-      <w:proofErr w:type="spellStart"/>
-      <w:r>
-        <w:rPr>
-          <w:rFonts w:ascii="Aptos" w:eastAsia="Times New Roman" w:hAnsi="Aptos" w:cs="Times New Roman"/>
-          <w:color w:val="000000"/>
-          <w:kern w:val="0"/>
-          <w:lang w:eastAsia="el-GR"/>
-          <w14:ligatures w14:val="none"/>
-        </w:rPr>
-        <w:t>blown</w:t>
-      </w:r>
-      <w:proofErr w:type="spellEnd"/>
-      <w:r>
-        <w:rPr>
-          <w:rFonts w:ascii="Aptos" w:eastAsia="Times New Roman" w:hAnsi="Aptos" w:cs="Times New Roman"/>
-          <w:color w:val="000000"/>
-          <w:kern w:val="0"/>
-          <w:lang w:eastAsia="el-GR"/>
-          <w14:ligatures w14:val="none"/>
-        </w:rPr>
-        <w:t xml:space="preserve"> </w:t>
-      </w:r>
-      <w:proofErr w:type="spellStart"/>
-      <w:r>
-        <w:rPr>
-          <w:rFonts w:ascii="Aptos" w:eastAsia="Times New Roman" w:hAnsi="Aptos" w:cs="Times New Roman"/>
-          <w:color w:val="000000"/>
-          <w:kern w:val="0"/>
-          <w:lang w:eastAsia="el-GR"/>
-          <w14:ligatures w14:val="none"/>
-        </w:rPr>
-        <w:t>diffuser</w:t>
-      </w:r>
-      <w:proofErr w:type="spellEnd"/>
-      <w:r>
-        <w:rPr>
-          <w:rFonts w:ascii="Aptos" w:eastAsia="Times New Roman" w:hAnsi="Aptos" w:cs="Times New Roman"/>
-          <w:color w:val="000000"/>
-          <w:kern w:val="0"/>
-          <w:lang w:eastAsia="el-GR"/>
-          <w14:ligatures w14:val="none"/>
-        </w:rPr>
-        <w:t xml:space="preserve"> εξέλιξε αυτή την ιδέα, οι μηχανικοί κατεύθυναν τα καυσαέρια της εξάτμισης προς τον </w:t>
-      </w:r>
-      <w:proofErr w:type="spellStart"/>
-      <w:r>
-        <w:rPr>
-          <w:rFonts w:ascii="Aptos" w:eastAsia="Times New Roman" w:hAnsi="Aptos" w:cs="Times New Roman"/>
-          <w:color w:val="000000"/>
-          <w:kern w:val="0"/>
-          <w:lang w:eastAsia="el-GR"/>
-          <w14:ligatures w14:val="none"/>
-        </w:rPr>
-        <w:t>διαχύτη</w:t>
-      </w:r>
-      <w:proofErr w:type="spellEnd"/>
-      <w:r>
-        <w:rPr>
-          <w:rFonts w:ascii="Aptos" w:eastAsia="Times New Roman" w:hAnsi="Aptos" w:cs="Times New Roman"/>
-          <w:color w:val="000000"/>
-          <w:kern w:val="0"/>
-          <w:lang w:eastAsia="el-GR"/>
-          <w14:ligatures w14:val="none"/>
-        </w:rPr>
-        <w:t>, ώστε να “σφραγίζουν” και να επιταχύνουν ακόμη περισσότερο τη ροή αέρα.</w:t>
-      </w:r>
-    </w:p>
-    <w:p>
-      <w:pPr>
-        <w:spacing w:after="0" w:line="240" w:lineRule="auto"/>
-        <w:rPr>
-          <w:rFonts w:ascii="Aptos" w:eastAsia="Times New Roman" w:hAnsi="Aptos" w:cs="Times New Roman"/>
-          <w:color w:val="000000"/>
-          <w:kern w:val="0"/>
-          <w:lang w:eastAsia="el-GR"/>
-          <w14:ligatures w14:val="none"/>
-        </w:rPr>
-      </w:pPr>
-      <w:r>
-        <w:rPr>
-          <w:rFonts w:ascii="Aptos" w:eastAsia="Times New Roman" w:hAnsi="Aptos" w:cs="Times New Roman"/>
-          <w:color w:val="000000"/>
-          <w:kern w:val="0"/>
-          <w:lang w:eastAsia="el-GR"/>
-          <w14:ligatures w14:val="none"/>
-        </w:rPr>
-        <w:t>Το εντυπωσιακό στοιχείο ήταν ότι, μέσω ειδικών χαρτογραφήσεων κινητήρα, τα καυσαέρια συνέχιζαν να ρέουν ακόμη και όταν ο οδηγός δεν πατούσε το γκάζι (</w:t>
-      </w:r>
-      <w:proofErr w:type="spellStart"/>
-      <w:r>
-        <w:rPr>
-          <w:rFonts w:ascii="Aptos" w:eastAsia="Times New Roman" w:hAnsi="Aptos" w:cs="Times New Roman"/>
-          <w:color w:val="000000"/>
-          <w:kern w:val="0"/>
-          <w:lang w:eastAsia="el-GR"/>
-          <w14:ligatures w14:val="none"/>
-        </w:rPr>
-        <w:t>off-throttle</w:t>
-      </w:r>
-      <w:proofErr w:type="spellEnd"/>
-      <w:r>
-        <w:rPr>
-          <w:rFonts w:ascii="Aptos" w:eastAsia="Times New Roman" w:hAnsi="Aptos" w:cs="Times New Roman"/>
-          <w:color w:val="000000"/>
-          <w:kern w:val="0"/>
-          <w:lang w:eastAsia="el-GR"/>
-          <w14:ligatures w14:val="none"/>
-        </w:rPr>
-        <w:t>).</w:t>
+        <w:t>Η ομάδα που εκμεταλλεύτηκε ιδανικά αυτή την τεχνολογία ήταν η Red Bull Racing σε συνεργασία με τη Renault, με τα μονοθέσιά της να κυριαρχούν στις αρχές της δεκαετίας του 2010.</w:t>
       </w:r>
     </w:p>
     <w:p>
@@ -668,184 +366,6 @@
           <w:lang w:eastAsia="el-GR"/>
           <w14:ligatures w14:val="none"/>
         </w:rPr>
-        <w:t xml:space="preserve">Αποτέλεσμα; Σταθερό </w:t>
-      </w:r>
-      <w:proofErr w:type="spellStart"/>
-      <w:r>
-        <w:rPr>
-          <w:rFonts w:ascii="Aptos" w:eastAsia="Times New Roman" w:hAnsi="Aptos" w:cs="Times New Roman"/>
-          <w:color w:val="000000"/>
-          <w:kern w:val="0"/>
-          <w:lang w:eastAsia="el-GR"/>
-          <w14:ligatures w14:val="none"/>
-        </w:rPr>
-        <w:t>downforce</w:t>
-      </w:r>
-      <w:proofErr w:type="spellEnd"/>
-      <w:r>
-        <w:rPr>
-          <w:rFonts w:ascii="Aptos" w:eastAsia="Times New Roman" w:hAnsi="Aptos" w:cs="Times New Roman"/>
-          <w:color w:val="000000"/>
-          <w:kern w:val="0"/>
-          <w:lang w:eastAsia="el-GR"/>
-          <w14:ligatures w14:val="none"/>
-        </w:rPr>
-        <w:t xml:space="preserve"> σχεδόν σε κάθε φάση της στροφής.</w:t>
-      </w:r>
-    </w:p>
-    <w:p>
-      <w:pPr>
-        <w:spacing w:after="0" w:line="240" w:lineRule="auto"/>
-        <w:rPr>
-          <w:rFonts w:ascii="Aptos" w:eastAsia="Times New Roman" w:hAnsi="Aptos" w:cs="Times New Roman"/>
-          <w:color w:val="000000"/>
-          <w:kern w:val="0"/>
-          <w:lang w:eastAsia="el-GR"/>
-          <w14:ligatures w14:val="none"/>
-        </w:rPr>
-      </w:pPr>
-      <w:r>
-        <w:rPr>
-          <w:rFonts w:ascii="Aptos" w:eastAsia="Times New Roman" w:hAnsi="Aptos" w:cs="Times New Roman"/>
-          <w:color w:val="000000"/>
-          <w:kern w:val="0"/>
-          <w:lang w:eastAsia="el-GR"/>
-          <w14:ligatures w14:val="none"/>
-        </w:rPr>
-        <w:t>Η επίδραση στην πίστα ήταν άμεση, υψηλότερες ταχύτητες στις στροφές, μεγαλύτερη σταθερότητα στο πίσω μέρος και πιο επιθετικές γραμμές.</w:t>
-      </w:r>
-    </w:p>
-    <w:p>
-      <w:pPr>
-        <w:spacing w:after="0" w:line="240" w:lineRule="auto"/>
-        <w:rPr>
-          <w:rFonts w:ascii="Aptos" w:eastAsia="Times New Roman" w:hAnsi="Aptos" w:cs="Times New Roman"/>
-          <w:color w:val="000000"/>
-          <w:kern w:val="0"/>
-          <w:lang w:eastAsia="el-GR"/>
-          <w14:ligatures w14:val="none"/>
-        </w:rPr>
-      </w:pPr>
-      <w:r>
-        <w:rPr>
-          <w:rFonts w:ascii="Aptos" w:eastAsia="Times New Roman" w:hAnsi="Aptos" w:cs="Times New Roman"/>
-          <w:color w:val="000000"/>
-          <w:kern w:val="0"/>
-          <w:lang w:eastAsia="el-GR"/>
-          <w14:ligatures w14:val="none"/>
-        </w:rPr>
-        <w:t>Είχαμε την βελτίωση χρόνων γύρου κατά μερικά δέκατα, διαφορά τεράστια σε επίπεδο κορυφής.</w:t>
-      </w:r>
-    </w:p>
-    <w:p>
-      <w:pPr>
-        <w:spacing w:after="0" w:line="240" w:lineRule="auto"/>
-        <w:rPr>
-          <w:rFonts w:ascii="Aptos" w:eastAsia="Times New Roman" w:hAnsi="Aptos" w:cs="Times New Roman"/>
-          <w:color w:val="000000"/>
-          <w:kern w:val="0"/>
-          <w:lang w:val="de-DE" w:eastAsia="el-GR"/>
-          <w14:ligatures w14:val="none"/>
-        </w:rPr>
-      </w:pPr>
-    </w:p>
-    <w:p>
-      <w:pPr>
-        <w:spacing w:after="0" w:line="240" w:lineRule="auto"/>
-        <w:rPr>
-          <w:rFonts w:ascii="Aptos" w:eastAsia="Times New Roman" w:hAnsi="Aptos" w:cs="Times New Roman"/>
-          <w:color w:val="000000"/>
-          <w:kern w:val="0"/>
-          <w:lang w:eastAsia="el-GR"/>
-          <w14:ligatures w14:val="none"/>
-        </w:rPr>
-      </w:pPr>
-      <w:r>
-        <w:rPr>
-          <w:rFonts w:ascii="Aptos" w:eastAsia="Times New Roman" w:hAnsi="Aptos" w:cs="Times New Roman"/>
-          <w:color w:val="000000"/>
-          <w:kern w:val="0"/>
-          <w:lang w:eastAsia="el-GR"/>
-          <w14:ligatures w14:val="none"/>
-        </w:rPr>
-        <w:t xml:space="preserve">Η ομάδα που εκμεταλλεύτηκε ιδανικά αυτή την τεχνολογία ήταν η Red </w:t>
-      </w:r>
-      <w:proofErr w:type="spellStart"/>
-      <w:r>
-        <w:rPr>
-          <w:rFonts w:ascii="Aptos" w:eastAsia="Times New Roman" w:hAnsi="Aptos" w:cs="Times New Roman"/>
-          <w:color w:val="000000"/>
-          <w:kern w:val="0"/>
-          <w:lang w:eastAsia="el-GR"/>
-          <w14:ligatures w14:val="none"/>
-        </w:rPr>
-        <w:t>Bull</w:t>
-      </w:r>
-      <w:proofErr w:type="spellEnd"/>
-      <w:r>
-        <w:rPr>
-          <w:rFonts w:ascii="Aptos" w:eastAsia="Times New Roman" w:hAnsi="Aptos" w:cs="Times New Roman"/>
-          <w:color w:val="000000"/>
-          <w:kern w:val="0"/>
-          <w:lang w:eastAsia="el-GR"/>
-          <w14:ligatures w14:val="none"/>
-        </w:rPr>
-        <w:t xml:space="preserve"> </w:t>
-      </w:r>
-      <w:proofErr w:type="spellStart"/>
-      <w:r>
-        <w:rPr>
-          <w:rFonts w:ascii="Aptos" w:eastAsia="Times New Roman" w:hAnsi="Aptos" w:cs="Times New Roman"/>
-          <w:color w:val="000000"/>
-          <w:kern w:val="0"/>
-          <w:lang w:eastAsia="el-GR"/>
-          <w14:ligatures w14:val="none"/>
-        </w:rPr>
-        <w:t>Racing</w:t>
-      </w:r>
-      <w:proofErr w:type="spellEnd"/>
-      <w:r>
-        <w:rPr>
-          <w:rFonts w:ascii="Aptos" w:eastAsia="Times New Roman" w:hAnsi="Aptos" w:cs="Times New Roman"/>
-          <w:color w:val="000000"/>
-          <w:kern w:val="0"/>
-          <w:lang w:eastAsia="el-GR"/>
-          <w14:ligatures w14:val="none"/>
-        </w:rPr>
-        <w:t xml:space="preserve"> σε συνεργασία με τη Renault, με τα μονοθέσιά της να κυριαρχούν στις αρχές της δεκαετίας του 2010.</w:t>
-      </w:r>
-    </w:p>
-    <w:p>
-      <w:pPr>
-        <w:spacing w:after="0" w:line="240" w:lineRule="auto"/>
-        <w:rPr>
-          <w:rFonts w:ascii="Aptos" w:eastAsia="Times New Roman" w:hAnsi="Aptos" w:cs="Times New Roman"/>
-          <w:color w:val="000000"/>
-          <w:kern w:val="0"/>
-          <w:lang w:val="de-DE" w:eastAsia="el-GR"/>
-          <w14:ligatures w14:val="none"/>
-        </w:rPr>
-      </w:pPr>
-    </w:p>
-    <w:p>
-      <w:pPr>
-        <w:spacing w:after="0" w:line="240" w:lineRule="auto"/>
-        <w:rPr>
-          <w:rFonts w:ascii="Aptos" w:eastAsia="Times New Roman" w:hAnsi="Aptos" w:cs="Times New Roman"/>
-          <w:color w:val="000000"/>
-          <w:kern w:val="0"/>
-          <w:lang w:eastAsia="el-GR"/>
-          <w14:ligatures w14:val="none"/>
-        </w:rPr>
-      </w:pPr>
-      <w:r>
-        <w:rPr>
-          <w:rFonts w:ascii="Aptos" w:eastAsia="Times New Roman" w:hAnsi="Aptos" w:cs="Times New Roman"/>
-          <w:color w:val="000000"/>
-          <w:kern w:val="0"/>
-          <w:lang w:eastAsia="el-GR"/>
-          <w14:ligatures w14:val="none"/>
-        </w:rPr>
         <w:t>Μηχανική συνεργασία σε νέο επίπεδο</w:t>
       </w:r>
     </w:p>
@@ -868,51 +388,7 @@
           <w:lang w:eastAsia="el-GR"/>
           <w14:ligatures w14:val="none"/>
         </w:rPr>
-        <w:t xml:space="preserve">Το </w:t>
-      </w:r>
-      <w:proofErr w:type="spellStart"/>
-      <w:r>
-        <w:rPr>
-          <w:rFonts w:ascii="Aptos" w:eastAsia="Times New Roman" w:hAnsi="Aptos" w:cs="Times New Roman"/>
-          <w:color w:val="000000"/>
-          <w:kern w:val="0"/>
-          <w:lang w:eastAsia="el-GR"/>
-          <w14:ligatures w14:val="none"/>
-        </w:rPr>
-        <w:t>blown</w:t>
-      </w:r>
-      <w:proofErr w:type="spellEnd"/>
-      <w:r>
-        <w:rPr>
-          <w:rFonts w:ascii="Aptos" w:eastAsia="Times New Roman" w:hAnsi="Aptos" w:cs="Times New Roman"/>
-          <w:color w:val="000000"/>
-          <w:kern w:val="0"/>
-          <w:lang w:eastAsia="el-GR"/>
-          <w14:ligatures w14:val="none"/>
-        </w:rPr>
-        <w:t xml:space="preserve"> </w:t>
-      </w:r>
-      <w:proofErr w:type="spellStart"/>
-      <w:r>
-        <w:rPr>
-          <w:rFonts w:ascii="Aptos" w:eastAsia="Times New Roman" w:hAnsi="Aptos" w:cs="Times New Roman"/>
-          <w:color w:val="000000"/>
-          <w:kern w:val="0"/>
-          <w:lang w:eastAsia="el-GR"/>
-          <w14:ligatures w14:val="none"/>
-        </w:rPr>
-        <w:t>diffuser</w:t>
-      </w:r>
-      <w:proofErr w:type="spellEnd"/>
-      <w:r>
-        <w:rPr>
-          <w:rFonts w:ascii="Aptos" w:eastAsia="Times New Roman" w:hAnsi="Aptos" w:cs="Times New Roman"/>
-          <w:color w:val="000000"/>
-          <w:kern w:val="0"/>
-          <w:lang w:eastAsia="el-GR"/>
-          <w14:ligatures w14:val="none"/>
-        </w:rPr>
-        <w:t xml:space="preserve"> δεν ήταν απλώς αεροδυναμική καινοτομία.</w:t>
+        <w:t>Το blown diffuser δεν ήταν απλώς αεροδυναμική καινοτομία.</w:t>
       </w:r>
     </w:p>
     <w:p>
@@ -948,27 +424,15 @@
           <w14:ligatures w14:val="none"/>
         </w:rPr>
       </w:pPr>
-      <w:proofErr w:type="spellStart"/>
-      <w:r>
-        <w:rPr>
-          <w:rFonts w:ascii="Aptos" w:eastAsia="Times New Roman" w:hAnsi="Aptos" w:cs="Times New Roman"/>
-          <w:color w:val="000000"/>
-          <w:kern w:val="0"/>
-          <w:lang w:eastAsia="el-GR"/>
-          <w14:ligatures w14:val="none"/>
-        </w:rPr>
-        <w:t>αεροδυναμιστών</w:t>
-      </w:r>
-      <w:proofErr w:type="spellEnd"/>
-      <w:r>
-        <w:rPr>
-          <w:rFonts w:ascii="Aptos" w:eastAsia="Times New Roman" w:hAnsi="Aptos" w:cs="Times New Roman"/>
-          <w:color w:val="000000"/>
-          <w:kern w:val="0"/>
-          <w:lang w:eastAsia="el-GR"/>
-          <w14:ligatures w14:val="none"/>
-        </w:rPr>
-        <w:t>, των μηχανικών κινητήρα και των ειδικών λογισμικού χαρτογράφησης.</w:t>
+      <w:r>
+        <w:rPr>
+          <w:rFonts w:ascii="Aptos" w:eastAsia="Times New Roman" w:hAnsi="Aptos" w:cs="Times New Roman"/>
+          <w:color w:val="000000"/>
+          <w:kern w:val="0"/>
+          <w:lang w:eastAsia="el-GR"/>
+          <w14:ligatures w14:val="none"/>
+        </w:rPr>
+        <w:t>αεροδυναμιστών, των μηχανικών κινητήρα και των ειδικών λογισμικού χαρτογράφησης.</w:t>
       </w:r>
     </w:p>
     <w:p>
@@ -1047,73 +511,29 @@
           <w:lang w:eastAsia="el-GR"/>
           <w14:ligatures w14:val="none"/>
         </w:rPr>
-        <w:t xml:space="preserve">Δεν ήταν εύκολα </w:t>
-      </w:r>
-      <w:proofErr w:type="spellStart"/>
-      <w:r>
-        <w:rPr>
-          <w:rFonts w:ascii="Aptos" w:eastAsia="Times New Roman" w:hAnsi="Aptos" w:cs="Times New Roman"/>
-          <w:color w:val="000000"/>
-          <w:kern w:val="0"/>
-          <w:lang w:eastAsia="el-GR"/>
-          <w14:ligatures w14:val="none"/>
-        </w:rPr>
-        <w:t>προσβάσιμη</w:t>
-      </w:r>
-      <w:proofErr w:type="spellEnd"/>
-      <w:r>
-        <w:rPr>
-          <w:rFonts w:ascii="Aptos" w:eastAsia="Times New Roman" w:hAnsi="Aptos" w:cs="Times New Roman"/>
-          <w:color w:val="000000"/>
-          <w:kern w:val="0"/>
-          <w:lang w:eastAsia="el-GR"/>
-          <w14:ligatures w14:val="none"/>
-        </w:rPr>
-        <w:t xml:space="preserve"> σε όλες τις ομάδες.</w:t>
-      </w:r>
-    </w:p>
-    <w:p>
-      <w:pPr>
-        <w:spacing w:after="0" w:line="240" w:lineRule="auto"/>
-        <w:rPr>
-          <w:rFonts w:ascii="Aptos" w:eastAsia="Times New Roman" w:hAnsi="Aptos" w:cs="Times New Roman"/>
-          <w:color w:val="000000"/>
-          <w:kern w:val="0"/>
-          <w:lang w:eastAsia="el-GR"/>
-          <w14:ligatures w14:val="none"/>
-        </w:rPr>
-      </w:pPr>
-      <w:r>
-        <w:rPr>
-          <w:rFonts w:ascii="Aptos" w:eastAsia="Times New Roman" w:hAnsi="Aptos" w:cs="Times New Roman"/>
-          <w:color w:val="000000"/>
-          <w:kern w:val="0"/>
-          <w:lang w:eastAsia="el-GR"/>
-          <w14:ligatures w14:val="none"/>
-        </w:rPr>
-        <w:t xml:space="preserve">Η αυξανόμενη εξάρτηση από τις χαρτογραφήσεις κινητήρα προκάλεσε ανησυχία στη </w:t>
-      </w:r>
-      <w:proofErr w:type="spellStart"/>
-      <w:r>
-        <w:rPr>
-          <w:rFonts w:ascii="Aptos" w:eastAsia="Times New Roman" w:hAnsi="Aptos" w:cs="Times New Roman"/>
-          <w:color w:val="000000"/>
-          <w:kern w:val="0"/>
-          <w:lang w:eastAsia="el-GR"/>
-          <w14:ligatures w14:val="none"/>
-        </w:rPr>
-        <w:t>FIA</w:t>
-      </w:r>
-      <w:proofErr w:type="spellEnd"/>
-      <w:r>
-        <w:rPr>
-          <w:rFonts w:ascii="Aptos" w:eastAsia="Times New Roman" w:hAnsi="Aptos" w:cs="Times New Roman"/>
-          <w:color w:val="000000"/>
-          <w:kern w:val="0"/>
-          <w:lang w:eastAsia="el-GR"/>
-          <w14:ligatures w14:val="none"/>
-        </w:rPr>
-        <w:t>.</w:t>
+        <w:t>Δεν ήταν εύκολα προσβάσιμη σε όλες τις ομάδες.</w:t>
+      </w:r>
+    </w:p>
+    <w:p>
+      <w:pPr>
+        <w:spacing w:after="0" w:line="240" w:lineRule="auto"/>
+        <w:rPr>
+          <w:rFonts w:ascii="Aptos" w:eastAsia="Times New Roman" w:hAnsi="Aptos" w:cs="Times New Roman"/>
+          <w:color w:val="000000"/>
+          <w:kern w:val="0"/>
+          <w:lang w:eastAsia="el-GR"/>
+          <w14:ligatures w14:val="none"/>
+        </w:rPr>
+      </w:pPr>
+      <w:r>
+        <w:rPr>
+          <w:rFonts w:ascii="Aptos" w:eastAsia="Times New Roman" w:hAnsi="Aptos" w:cs="Times New Roman"/>
+          <w:color w:val="000000"/>
+          <w:kern w:val="0"/>
+          <w:lang w:eastAsia="el-GR"/>
+          <w14:ligatures w14:val="none"/>
+        </w:rPr>
+        <w:t>Η αυξανόμενη εξάρτηση από τις χαρτογραφήσεις κινητήρα προκάλεσε ανησυχία στη FIA.</w:t>
       </w:r>
     </w:p>
     <w:p>
@@ -1157,317 +577,141 @@
           <w:lang w:eastAsia="el-GR"/>
           <w14:ligatures w14:val="none"/>
         </w:rPr>
-        <w:t xml:space="preserve">Παρά την απαγόρευση, η περίοδος αυτή έμεινε ως παράδειγμα του πόσο δημιουργικά μπορούν να ερμηνευτούν οι κανονισμοί στη </w:t>
-      </w:r>
-      <w:proofErr w:type="spellStart"/>
-      <w:r>
-        <w:rPr>
-          <w:rFonts w:ascii="Aptos" w:eastAsia="Times New Roman" w:hAnsi="Aptos" w:cs="Times New Roman"/>
-          <w:color w:val="000000"/>
-          <w:kern w:val="0"/>
-          <w:lang w:eastAsia="el-GR"/>
-          <w14:ligatures w14:val="none"/>
-        </w:rPr>
-        <w:t>Formula</w:t>
-      </w:r>
-      <w:proofErr w:type="spellEnd"/>
-      <w:r>
-        <w:rPr>
-          <w:rFonts w:ascii="Aptos" w:eastAsia="Times New Roman" w:hAnsi="Aptos" w:cs="Times New Roman"/>
-          <w:color w:val="000000"/>
-          <w:kern w:val="0"/>
-          <w:lang w:eastAsia="el-GR"/>
-          <w14:ligatures w14:val="none"/>
-        </w:rPr>
-        <w:t xml:space="preserve"> 1.</w:t>
-      </w:r>
-    </w:p>
-    <w:p>
-      <w:pPr>
-        <w:spacing w:after="0" w:line="240" w:lineRule="auto"/>
-        <w:rPr>
-          <w:rFonts w:ascii="Aptos" w:eastAsia="Times New Roman" w:hAnsi="Aptos" w:cs="Times New Roman"/>
-          <w:color w:val="000000"/>
-          <w:kern w:val="0"/>
-          <w:lang w:eastAsia="el-GR"/>
-          <w14:ligatures w14:val="none"/>
-        </w:rPr>
-      </w:pPr>
-    </w:p>
-    <w:p>
-      <w:pPr>
-        <w:spacing w:after="0" w:line="240" w:lineRule="auto"/>
-        <w:rPr>
-          <w:rFonts w:ascii="Aptos" w:eastAsia="Times New Roman" w:hAnsi="Aptos" w:cs="Times New Roman"/>
-          <w:color w:val="000000"/>
-          <w:kern w:val="0"/>
-          <w:lang w:eastAsia="el-GR"/>
-          <w14:ligatures w14:val="none"/>
-        </w:rPr>
-      </w:pPr>
-      <w:r>
-        <w:rPr>
-          <w:rFonts w:ascii="Aptos" w:eastAsia="Times New Roman" w:hAnsi="Aptos" w:cs="Times New Roman"/>
-          <w:color w:val="000000"/>
-          <w:kern w:val="0"/>
-          <w:lang w:eastAsia="el-GR"/>
-          <w14:ligatures w14:val="none"/>
-        </w:rPr>
-        <w:t xml:space="preserve">Η εποχή </w:t>
-      </w:r>
-      <w:proofErr w:type="spellStart"/>
-      <w:r>
-        <w:rPr>
-          <w:rFonts w:ascii="Aptos" w:eastAsia="Times New Roman" w:hAnsi="Aptos" w:cs="Times New Roman"/>
-          <w:color w:val="000000"/>
-          <w:kern w:val="0"/>
-          <w:lang w:eastAsia="el-GR"/>
-          <w14:ligatures w14:val="none"/>
-        </w:rPr>
-        <w:t>συνέπεσε</w:t>
-      </w:r>
-      <w:proofErr w:type="spellEnd"/>
-      <w:r>
-        <w:rPr>
-          <w:rFonts w:ascii="Aptos" w:eastAsia="Times New Roman" w:hAnsi="Aptos" w:cs="Times New Roman"/>
-          <w:color w:val="000000"/>
-          <w:kern w:val="0"/>
-          <w:lang w:eastAsia="el-GR"/>
-          <w14:ligatures w14:val="none"/>
-        </w:rPr>
-        <w:t xml:space="preserve"> με τους ατμοσφαιρικούς V8 κινητήρες (2006–2013), που θεωρούνται από πολλούς οι πιο “καθαροί” ηχητικά στην ιστορία της </w:t>
-      </w:r>
-      <w:proofErr w:type="spellStart"/>
-      <w:r>
-        <w:rPr>
-          <w:rFonts w:ascii="Aptos" w:eastAsia="Times New Roman" w:hAnsi="Aptos" w:cs="Times New Roman"/>
-          <w:color w:val="000000"/>
-          <w:kern w:val="0"/>
-          <w:lang w:eastAsia="el-GR"/>
-          <w14:ligatures w14:val="none"/>
-        </w:rPr>
-        <w:t>Formula</w:t>
-      </w:r>
-      <w:proofErr w:type="spellEnd"/>
-      <w:r>
-        <w:rPr>
-          <w:rFonts w:ascii="Aptos" w:eastAsia="Times New Roman" w:hAnsi="Aptos" w:cs="Times New Roman"/>
-          <w:color w:val="000000"/>
-          <w:kern w:val="0"/>
-          <w:lang w:eastAsia="el-GR"/>
-          <w14:ligatures w14:val="none"/>
-        </w:rPr>
-        <w:t xml:space="preserve"> 1.</w:t>
-      </w:r>
-    </w:p>
-    <w:p>
-      <w:pPr>
-        <w:spacing w:after="0" w:line="240" w:lineRule="auto"/>
-        <w:rPr>
-          <w:rFonts w:ascii="Aptos" w:eastAsia="Times New Roman" w:hAnsi="Aptos" w:cs="Times New Roman"/>
-          <w:color w:val="000000"/>
-          <w:kern w:val="0"/>
-          <w:lang w:eastAsia="el-GR"/>
-          <w14:ligatures w14:val="none"/>
-        </w:rPr>
-      </w:pPr>
-      <w:r>
-        <w:rPr>
-          <w:rFonts w:ascii="Aptos" w:eastAsia="Times New Roman" w:hAnsi="Aptos" w:cs="Times New Roman"/>
-          <w:color w:val="000000"/>
-          <w:kern w:val="0"/>
-          <w:lang w:eastAsia="el-GR"/>
-          <w14:ligatures w14:val="none"/>
-        </w:rPr>
-        <w:t xml:space="preserve">Με τις </w:t>
-      </w:r>
-      <w:proofErr w:type="spellStart"/>
-      <w:r>
-        <w:rPr>
-          <w:rFonts w:ascii="Aptos" w:eastAsia="Times New Roman" w:hAnsi="Aptos" w:cs="Times New Roman"/>
-          <w:color w:val="000000"/>
-          <w:kern w:val="0"/>
-          <w:lang w:eastAsia="el-GR"/>
-          <w14:ligatures w14:val="none"/>
-        </w:rPr>
-        <w:t>off-throttle</w:t>
-      </w:r>
-      <w:proofErr w:type="spellEnd"/>
-      <w:r>
-        <w:rPr>
-          <w:rFonts w:ascii="Aptos" w:eastAsia="Times New Roman" w:hAnsi="Aptos" w:cs="Times New Roman"/>
-          <w:color w:val="000000"/>
-          <w:kern w:val="0"/>
-          <w:lang w:eastAsia="el-GR"/>
-          <w14:ligatures w14:val="none"/>
-        </w:rPr>
-        <w:t xml:space="preserve"> ρυθμίσεις, τα μονοθέσια παρήγαγαν έντονα “σκασίματα” και εκρήξεις κατά την είσοδο στις στροφές.</w:t>
-      </w:r>
-    </w:p>
-    <w:p>
-      <w:pPr>
-        <w:spacing w:after="0" w:line="240" w:lineRule="auto"/>
-        <w:rPr>
-          <w:rFonts w:ascii="Aptos" w:eastAsia="Times New Roman" w:hAnsi="Aptos" w:cs="Times New Roman"/>
-          <w:color w:val="000000"/>
-          <w:kern w:val="0"/>
-          <w:lang w:eastAsia="el-GR"/>
-          <w14:ligatures w14:val="none"/>
-        </w:rPr>
-      </w:pPr>
-      <w:r>
-        <w:rPr>
-          <w:rFonts w:ascii="Aptos" w:eastAsia="Times New Roman" w:hAnsi="Aptos" w:cs="Times New Roman"/>
-          <w:color w:val="000000"/>
-          <w:kern w:val="0"/>
-          <w:lang w:eastAsia="el-GR"/>
-          <w14:ligatures w14:val="none"/>
-        </w:rPr>
-        <w:t xml:space="preserve">Σε σύγκριση με την υβριδική εποχή των V6 </w:t>
-      </w:r>
-      <w:proofErr w:type="spellStart"/>
-      <w:r>
-        <w:rPr>
-          <w:rFonts w:ascii="Aptos" w:eastAsia="Times New Roman" w:hAnsi="Aptos" w:cs="Times New Roman"/>
-          <w:color w:val="000000"/>
-          <w:kern w:val="0"/>
-          <w:lang w:eastAsia="el-GR"/>
-          <w14:ligatures w14:val="none"/>
-        </w:rPr>
-        <w:t>turbo</w:t>
-      </w:r>
-      <w:proofErr w:type="spellEnd"/>
-      <w:r>
-        <w:rPr>
-          <w:rFonts w:ascii="Aptos" w:eastAsia="Times New Roman" w:hAnsi="Aptos" w:cs="Times New Roman"/>
-          <w:color w:val="000000"/>
-          <w:kern w:val="0"/>
-          <w:lang w:eastAsia="el-GR"/>
-          <w14:ligatures w14:val="none"/>
-        </w:rPr>
-        <w:t xml:space="preserve"> από το 2014 και μετά, εκείνη η περίοδος συχνά περιγράφεται ως η τελευταία πραγματικά “μελωδική” φάση του σπορ.</w:t>
-      </w:r>
-    </w:p>
-    <w:p>
-      <w:pPr>
-        <w:spacing w:after="0" w:line="240" w:lineRule="auto"/>
-        <w:rPr>
-          <w:rFonts w:ascii="Aptos" w:eastAsia="Times New Roman" w:hAnsi="Aptos" w:cs="Times New Roman"/>
-          <w:color w:val="000000"/>
-          <w:kern w:val="0"/>
-          <w:lang w:eastAsia="el-GR"/>
-          <w14:ligatures w14:val="none"/>
-        </w:rPr>
-      </w:pPr>
-    </w:p>
-    <w:p>
-      <w:pPr>
-        <w:spacing w:after="0" w:line="240" w:lineRule="auto"/>
-        <w:rPr>
-          <w:rFonts w:ascii="Aptos" w:eastAsia="Times New Roman" w:hAnsi="Aptos" w:cs="Times New Roman"/>
-          <w:color w:val="000000"/>
-          <w:kern w:val="0"/>
-          <w:lang w:eastAsia="el-GR"/>
-          <w14:ligatures w14:val="none"/>
-        </w:rPr>
-      </w:pPr>
-      <w:r>
-        <w:rPr>
-          <w:rFonts w:ascii="Aptos" w:eastAsia="Times New Roman" w:hAnsi="Aptos" w:cs="Times New Roman"/>
-          <w:color w:val="000000"/>
-          <w:kern w:val="0"/>
-          <w:lang w:eastAsia="el-GR"/>
-          <w14:ligatures w14:val="none"/>
-        </w:rPr>
-        <w:t xml:space="preserve">Το </w:t>
-      </w:r>
-      <w:proofErr w:type="spellStart"/>
-      <w:r>
-        <w:rPr>
-          <w:rFonts w:ascii="Aptos" w:eastAsia="Times New Roman" w:hAnsi="Aptos" w:cs="Times New Roman"/>
-          <w:color w:val="000000"/>
-          <w:kern w:val="0"/>
-          <w:lang w:eastAsia="el-GR"/>
-          <w14:ligatures w14:val="none"/>
-        </w:rPr>
-        <w:t>blown</w:t>
-      </w:r>
-      <w:proofErr w:type="spellEnd"/>
-      <w:r>
-        <w:rPr>
-          <w:rFonts w:ascii="Aptos" w:eastAsia="Times New Roman" w:hAnsi="Aptos" w:cs="Times New Roman"/>
-          <w:color w:val="000000"/>
-          <w:kern w:val="0"/>
-          <w:lang w:eastAsia="el-GR"/>
-          <w14:ligatures w14:val="none"/>
-        </w:rPr>
-        <w:t xml:space="preserve"> </w:t>
-      </w:r>
-      <w:proofErr w:type="spellStart"/>
-      <w:r>
-        <w:rPr>
-          <w:rFonts w:ascii="Aptos" w:eastAsia="Times New Roman" w:hAnsi="Aptos" w:cs="Times New Roman"/>
-          <w:color w:val="000000"/>
-          <w:kern w:val="0"/>
-          <w:lang w:eastAsia="el-GR"/>
-          <w14:ligatures w14:val="none"/>
-        </w:rPr>
-        <w:t>diffuser</w:t>
-      </w:r>
-      <w:proofErr w:type="spellEnd"/>
-      <w:r>
-        <w:rPr>
-          <w:rFonts w:ascii="Aptos" w:eastAsia="Times New Roman" w:hAnsi="Aptos" w:cs="Times New Roman"/>
-          <w:color w:val="000000"/>
-          <w:kern w:val="0"/>
-          <w:lang w:eastAsia="el-GR"/>
-          <w14:ligatures w14:val="none"/>
-        </w:rPr>
-        <w:t xml:space="preserve"> δεν διήρκεσε πολύ, αλλά απέδειξε, την ευφυΐα των μηχανικών, τη σημασία της διεπιστημονικής συνεργασίας, το πόσο λεπτή είναι η γραμμή μεταξύ καινοτομίας και κανονιστικής παρέμβασης.</w:t>
-      </w:r>
-    </w:p>
-    <w:p>
-      <w:pPr>
-        <w:spacing w:after="0" w:line="240" w:lineRule="auto"/>
-        <w:rPr>
-          <w:rFonts w:ascii="Aptos" w:eastAsia="Times New Roman" w:hAnsi="Aptos" w:cs="Times New Roman"/>
-          <w:color w:val="000000"/>
-          <w:kern w:val="0"/>
-          <w:lang w:eastAsia="el-GR"/>
-          <w14:ligatures w14:val="none"/>
-        </w:rPr>
-      </w:pPr>
-      <w:r>
-        <w:rPr>
-          <w:rFonts w:ascii="Aptos" w:eastAsia="Times New Roman" w:hAnsi="Aptos" w:cs="Times New Roman"/>
-          <w:color w:val="000000"/>
-          <w:kern w:val="0"/>
-          <w:lang w:eastAsia="el-GR"/>
-          <w14:ligatures w14:val="none"/>
-        </w:rPr>
-        <w:t xml:space="preserve">Ήταν μια σύντομη, αλλά εμβληματική εποχή όπου η αεροδυναμική, η θερμοδυναμική και ο ήχος συνδυάστηκαν σε ένα σχεδόν ποιητικό σύνολο, ένα ακόμη παράδειγμα γιατί η </w:t>
-      </w:r>
-      <w:proofErr w:type="spellStart"/>
-      <w:r>
-        <w:rPr>
-          <w:rFonts w:ascii="Aptos" w:eastAsia="Times New Roman" w:hAnsi="Aptos" w:cs="Times New Roman"/>
-          <w:color w:val="000000"/>
-          <w:kern w:val="0"/>
-          <w:lang w:eastAsia="el-GR"/>
-          <w14:ligatures w14:val="none"/>
-        </w:rPr>
-        <w:t>Formula</w:t>
-      </w:r>
-      <w:proofErr w:type="spellEnd"/>
-      <w:r>
-        <w:rPr>
-          <w:rFonts w:ascii="Aptos" w:eastAsia="Times New Roman" w:hAnsi="Aptos" w:cs="Times New Roman"/>
-          <w:color w:val="000000"/>
-          <w:kern w:val="0"/>
-          <w:lang w:eastAsia="el-GR"/>
-          <w14:ligatures w14:val="none"/>
-        </w:rPr>
-        <w:t xml:space="preserve"> 1 είναι κάτι πολύ περισσότερο από ένα απλό μηχανοκίνητο σπορ.</w:t>
+        <w:t>Παρά την απαγόρευση, η περίοδος αυτή έμεινε ως παράδειγμα του πόσο δημιουργικά μπορούν να ερμηνευτούν οι κανονισμοί στη Formula 1.</w:t>
+      </w:r>
+    </w:p>
+    <w:p>
+      <w:pPr>
+        <w:spacing w:after="0" w:line="240" w:lineRule="auto"/>
+        <w:rPr>
+          <w:rFonts w:ascii="Aptos" w:eastAsia="Times New Roman" w:hAnsi="Aptos" w:cs="Times New Roman"/>
+          <w:color w:val="000000"/>
+          <w:kern w:val="0"/>
+          <w:lang w:eastAsia="el-GR"/>
+          <w14:ligatures w14:val="none"/>
+        </w:rPr>
+      </w:pPr>
+    </w:p>
+    <w:p>
+      <w:pPr>
+        <w:spacing w:after="0" w:line="240" w:lineRule="auto"/>
+        <w:rPr>
+          <w:rFonts w:ascii="Aptos" w:eastAsia="Times New Roman" w:hAnsi="Aptos" w:cs="Times New Roman"/>
+          <w:color w:val="000000"/>
+          <w:kern w:val="0"/>
+          <w:lang w:eastAsia="el-GR"/>
+          <w14:ligatures w14:val="none"/>
+        </w:rPr>
+      </w:pPr>
+      <w:r>
+        <w:rPr>
+          <w:rFonts w:ascii="Aptos" w:eastAsia="Times New Roman" w:hAnsi="Aptos" w:cs="Times New Roman"/>
+          <w:color w:val="000000"/>
+          <w:kern w:val="0"/>
+          <w:lang w:eastAsia="el-GR"/>
+          <w14:ligatures w14:val="none"/>
+        </w:rPr>
+        <w:t>Η εποχή συνέπεσε με τους ατμοσφαιρικούς V8 κινητήρες (2006–2013), που θεωρούνται από πολλούς οι πιο “καθαροί” ηχητικά στην ιστορία της Formula 1.</w:t>
+      </w:r>
+    </w:p>
+    <w:p>
+      <w:pPr>
+        <w:spacing w:after="0" w:line="240" w:lineRule="auto"/>
+        <w:rPr>
+          <w:rFonts w:ascii="Aptos" w:eastAsia="Times New Roman" w:hAnsi="Aptos" w:cs="Times New Roman"/>
+          <w:color w:val="000000"/>
+          <w:kern w:val="0"/>
+          <w:lang w:eastAsia="el-GR"/>
+          <w14:ligatures w14:val="none"/>
+        </w:rPr>
+      </w:pPr>
+      <w:r>
+        <w:rPr>
+          <w:rFonts w:ascii="Aptos" w:eastAsia="Times New Roman" w:hAnsi="Aptos" w:cs="Times New Roman"/>
+          <w:color w:val="000000"/>
+          <w:kern w:val="0"/>
+          <w:lang w:eastAsia="el-GR"/>
+          <w14:ligatures w14:val="none"/>
+        </w:rPr>
+        <w:t>Με τις off-throttle ρυθμίσεις, τα μονοθέσια παρήγαγαν έντονα “σκασίματα” και εκρήξεις κατά την είσοδο στις στροφές.</w:t>
+      </w:r>
+    </w:p>
+    <w:p>
+      <w:pPr>
+        <w:spacing w:after="0" w:line="240" w:lineRule="auto"/>
+        <w:rPr>
+          <w:rFonts w:ascii="Aptos" w:eastAsia="Times New Roman" w:hAnsi="Aptos" w:cs="Times New Roman"/>
+          <w:color w:val="000000"/>
+          <w:kern w:val="0"/>
+          <w:lang w:eastAsia="el-GR"/>
+          <w14:ligatures w14:val="none"/>
+        </w:rPr>
+      </w:pPr>
+      <w:r>
+        <w:rPr>
+          <w:rFonts w:ascii="Aptos" w:eastAsia="Times New Roman" w:hAnsi="Aptos" w:cs="Times New Roman"/>
+          <w:color w:val="000000"/>
+          <w:kern w:val="0"/>
+          <w:lang w:eastAsia="el-GR"/>
+          <w14:ligatures w14:val="none"/>
+        </w:rPr>
+        <w:t>Σε σύγκριση με την υβριδική εποχή των V6 turbo από το 2014 και μετά, εκείνη η περίοδος συχνά περιγράφεται ως η τελευταία πραγματικά “μελωδική” φάση του σπορ.</w:t>
+      </w:r>
+    </w:p>
+    <w:p>
+      <w:pPr>
+        <w:spacing w:after="0" w:line="240" w:lineRule="auto"/>
+        <w:rPr>
+          <w:rFonts w:ascii="Aptos" w:eastAsia="Times New Roman" w:hAnsi="Aptos" w:cs="Times New Roman"/>
+          <w:color w:val="000000"/>
+          <w:kern w:val="0"/>
+          <w:lang w:eastAsia="el-GR"/>
+          <w14:ligatures w14:val="none"/>
+        </w:rPr>
+      </w:pPr>
+    </w:p>
+    <w:p>
+      <w:pPr>
+        <w:spacing w:after="0" w:line="240" w:lineRule="auto"/>
+        <w:rPr>
+          <w:rFonts w:ascii="Aptos" w:eastAsia="Times New Roman" w:hAnsi="Aptos" w:cs="Times New Roman"/>
+          <w:color w:val="000000"/>
+          <w:kern w:val="0"/>
+          <w:lang w:eastAsia="el-GR"/>
+          <w14:ligatures w14:val="none"/>
+        </w:rPr>
+      </w:pPr>
+      <w:r>
+        <w:rPr>
+          <w:rFonts w:ascii="Aptos" w:eastAsia="Times New Roman" w:hAnsi="Aptos" w:cs="Times New Roman"/>
+          <w:color w:val="000000"/>
+          <w:kern w:val="0"/>
+          <w:lang w:eastAsia="el-GR"/>
+          <w14:ligatures w14:val="none"/>
+        </w:rPr>
+        <w:t>Το blown diffuser δεν διήρκεσε πολύ, αλλά απέδειξε, την ευφυΐα των μηχανικών, τη σημασία της διεπιστημονικής συνεργασίας, το πόσο λεπτή είναι η γραμμή μεταξύ καινοτομίας και κανονιστικής παρέμβασης.</w:t>
+      </w:r>
+    </w:p>
+    <w:p>
+      <w:pPr>
+        <w:spacing w:after="0" w:line="240" w:lineRule="auto"/>
+        <w:rPr>
+          <w:rFonts w:ascii="Aptos" w:eastAsia="Times New Roman" w:hAnsi="Aptos" w:cs="Times New Roman"/>
+          <w:color w:val="000000"/>
+          <w:kern w:val="0"/>
+          <w:lang w:eastAsia="el-GR"/>
+          <w14:ligatures w14:val="none"/>
+        </w:rPr>
+      </w:pPr>
+      <w:r>
+        <w:rPr>
+          <w:rFonts w:ascii="Aptos" w:eastAsia="Times New Roman" w:hAnsi="Aptos" w:cs="Times New Roman"/>
+          <w:color w:val="000000"/>
+          <w:kern w:val="0"/>
+          <w:lang w:eastAsia="el-GR"/>
+          <w14:ligatures w14:val="none"/>
+        </w:rPr>
+        <w:t>Ήταν μια σύντομη, αλλά εμβληματική εποχή όπου η αεροδυναμική, η θερμοδυναμική και ο ήχος συνδυάστηκαν σε ένα σχεδόν ποιητικό σύνολο, ένα ακόμη παράδειγμα γιατί η Formula 1 είναι κάτι πολύ περισσότερο από ένα απλό μηχανοκίνητο σπορ.</w:t>
       </w:r>
     </w:p>
     <w:p>
